--- a/zhs/docx/001.content.docx
+++ b/zhs/docx/001.content.docx
@@ -19,7 +19,7 @@
         <w:rPr>
           <w:lang w:val="zh_CN" w:bidi="zh_CN"/>
         </w:rPr>
-        <w:t>Resource: 关键词 (SRV)</w:t>
+        <w:t>Resource: Familiarization, Internalization, Articulation (Fia) Terms</w:t>
       </w:r>
       <w:r>
         <w:rPr>
@@ -39,42 +39,61 @@
           <w:b/>
           <w:lang w:val="zh_CN" w:bidi="zh_CN"/>
         </w:rPr>
-        <w:t>Familiarization, Internalization, Articulation (FIA) Key Terms</w:t>
-      </w:r>
-      <w:r>
-        <w:rPr>
-          <w:lang w:val="zh_CN" w:bidi="zh_CN"/>
-        </w:rPr>
-        <w:t xml:space="preserve"> © 2023 SRV Partners Released under CC BY-SA 4.0 license. </w:t>
-      </w:r>
-      <w:r>
-        <w:rPr>
-          <w:lang w:val="zh_CN" w:bidi="zh_CN"/>
-        </w:rPr>
-        <w:t>Familiarization, Internalization, Articulation (FIA) Key Terms</w:t>
-      </w:r>
-      <w:r>
-        <w:rPr>
-          <w:lang w:val="zh_CN" w:bidi="zh_CN"/>
-        </w:rPr>
-        <w:t xml:space="preserve"> has been adapted in the following languages Tok Pisin, عربي, Français, हिंदी, Bahasa Indonesia, Português, Русский, Español, Kiswahili, 简体中文 from </w:t>
-      </w:r>
-      <w:r>
-        <w:rPr>
-          <w:lang w:val="zh_CN" w:bidi="zh_CN"/>
-        </w:rPr>
-        <w:t>Familiarization, Internalization, Articulation (FIA)</w:t>
-      </w:r>
-      <w:r>
-        <w:rPr>
-          <w:lang w:val="zh_CN" w:bidi="zh_CN"/>
-        </w:rPr>
-        <w:t xml:space="preserve"> © 2023 SRV Partners. Released under CC BY-SA 4.0 license by Mission Mutual</w:t>
-      </w:r>
-      <w:r>
-        <w:rPr>
-          <w:lang w:val="zh_CN" w:bidi="zh_CN"/>
-        </w:rPr>
+        <w:t>Familiarization, Internalization, Articulation (Fia) Terms</w:t>
+      </w:r>
+      <w:r>
+        <w:rPr>
+          <w:lang w:val="zh_CN" w:bidi="zh_CN"/>
+        </w:rPr>
+        <w:t xml:space="preserve"> (Chinese (Simplified)) is based on: </w:t>
+      </w:r>
+      <w:r>
+        <w:rPr>
+          <w:lang w:val="zh_CN" w:bidi="zh_CN"/>
+        </w:rPr>
+        <w:t>Familiarization, Internalization, Articulation (Fia) Terms</w:t>
+      </w:r>
+      <w:r>
+        <w:rPr>
+          <w:lang w:val="zh_CN" w:bidi="zh_CN"/>
+        </w:rPr>
+        <w:t xml:space="preserve">, </w:t>
+      </w:r>
+      <w:hyperlink r:id="rId13">
+        <w:r>
+          <w:rPr>
+            <w:lang w:val="zh_CN" w:bidi="zh_CN"/>
+          </w:rPr>
+          <w:rPr>
+            <w:color w:val="0000EE"/>
+            <w:u w:val="single"/>
+          </w:rPr>
+          <w:t>SRV Partners</w:t>
+        </w:r>
+      </w:hyperlink>
+      <w:r>
+        <w:rPr>
+          <w:lang w:val="zh_CN" w:bidi="zh_CN"/>
+        </w:rPr>
+        <w:t xml:space="preserve">, 2023, which is licensed under a </w:t>
+      </w:r>
+      <w:hyperlink r:id="rId14">
+        <w:r>
+          <w:rPr>
+            <w:lang w:val="zh_CN" w:bidi="zh_CN"/>
+          </w:rPr>
+          <w:rPr>
+            <w:color w:val="0000EE"/>
+            <w:u w:val="single"/>
+          </w:rPr>
+          <w:t>CC BY-SA 4.0 license</w:t>
+        </w:r>
+      </w:hyperlink>
+      <w:r>
+        <w:rPr>
+          <w:lang w:val="zh_CN" w:bidi="zh_CN"/>
+        </w:rPr>
+        <w:t>.</w:t>
       </w:r>
       <w:r>
         <w:rPr>
@@ -83,6 +102,30 @@
       </w:r>
     </w:p>
     <w:p>
+      <w:pPr/>
+      <w:r>
+        <w:rPr>
+          <w:lang w:val="zh_CN" w:bidi="zh_CN"/>
+        </w:rPr>
+      </w:r>
+      <w:r>
+        <w:rPr>
+          <w:lang w:val="zh_CN" w:bidi="zh_CN"/>
+        </w:rPr>
+        <w:t>This PDF version is provided under the same license.</w:t>
+      </w:r>
+      <w:r>
+        <w:rPr>
+          <w:lang w:val="zh_CN" w:bidi="zh_CN"/>
+        </w:rPr>
+      </w:r>
+      <w:r>
+        <w:rPr>
+          <w:lang w:val="zh_CN" w:bidi="zh_CN"/>
+        </w:rPr>
+      </w:r>
+    </w:p>
+    <w:p>
       <w:pPr>
         <w:pStyle w:val="Heading1"/>
       </w:pPr>
@@ -90,7 +133,7 @@
         <w:rPr>
           <w:lang w:val="zh_CN" w:bidi="zh_CN"/>
         </w:rPr>
-        <w:t>关键词 (SRV)</w:t>
+        <w:t>Familiarization, Internalization, Articulation (Fia) Terms</w:t>
       </w:r>
     </w:p>
     <w:p>
@@ -127,7 +170,7 @@
         <w:rPr>
           <w:lang w:val="zh_CN" w:bidi="zh_CN"/>
         </w:rPr>
-        <w:t>（</w:t>
+        <w:t>A</w:t>
       </w:r>
       <w:r>
         <w:rPr>
@@ -190,7 +233,7 @@
         <w:rPr>
           <w:lang w:val="zh_CN" w:bidi="zh_CN"/>
         </w:rPr>
-        <w:t>（被鬼）附</w:t>
+        <w:t>阿爸</w:t>
       </w:r>
       <w:r>
         <w:rPr>
@@ -207,46 +250,98 @@
       </w:r>
       <w:r>
         <w:rPr>
-          <w:lang w:val="zh_CN" w:bidi="zh_CN"/>
-        </w:rPr>
-        <w:t>一个</w:t>
-      </w:r>
-      <w:r>
-        <w:rPr>
           <w:b/>
           <w:lang w:val="zh_CN" w:bidi="zh_CN"/>
         </w:rPr>
-        <w:t>（被鬼）附</w:t>
-      </w:r>
-      <w:r>
-        <w:rPr>
-          <w:lang w:val="zh_CN" w:bidi="zh_CN"/>
-        </w:rPr>
-        <w:t>，也就是被</w:t>
-      </w:r>
-      <w:r>
-        <w:rPr>
-          <w:lang w:val="zh_CN" w:bidi="zh_CN"/>
-        </w:rPr>
-        <w:t>邪恶的灵</w:t>
-      </w:r>
-      <w:r>
-        <w:rPr>
-          <w:lang w:val="zh_CN" w:bidi="zh_CN"/>
-        </w:rPr>
-        <w:t>所附的人，就是一个受</w:t>
-      </w:r>
-      <w:r>
-        <w:rPr>
-          <w:lang w:val="zh_CN" w:bidi="zh_CN"/>
-        </w:rPr>
-        <w:t>鬼</w:t>
-      </w:r>
-      <w:r>
-        <w:rPr>
-          <w:lang w:val="zh_CN" w:bidi="zh_CN"/>
-        </w:rPr>
-        <w:t>所控制的人。 鬼可以使人做出异常或暴力的行为，也可以使人生病，让他受苦。</w:t>
+        <w:t>阿爸</w:t>
+      </w:r>
+      <w:r>
+        <w:rPr>
+          <w:lang w:val="zh_CN" w:bidi="zh_CN"/>
+        </w:rPr>
+        <w:t xml:space="preserve">是亚兰文"父亲"的意思。 </w:t>
+      </w:r>
+      <w:hyperlink r:id="rId15">
+        <w:r>
+          <w:rPr>
+            <w:lang w:val="zh_CN" w:bidi="zh_CN"/>
+          </w:rPr>
+          <w:rPr>
+            <w:color w:val="0000EE"/>
+            <w:u w:val="single"/>
+          </w:rPr>
+          <w:t>亚兰文</w:t>
+        </w:r>
+      </w:hyperlink>
+      <w:r>
+        <w:rPr>
+          <w:lang w:val="zh_CN" w:bidi="zh_CN"/>
+        </w:rPr>
+        <w:t>是耶稣时代以色列人所使用的语言。 在被捕并被</w:t>
+      </w:r>
+      <w:hyperlink r:id="rId16">
+        <w:r>
+          <w:rPr>
+            <w:lang w:val="zh_CN" w:bidi="zh_CN"/>
+          </w:rPr>
+          <w:rPr>
+            <w:color w:val="0000EE"/>
+            <w:u w:val="single"/>
+          </w:rPr>
+          <w:t>钉十字架</w:t>
+        </w:r>
+      </w:hyperlink>
+      <w:r>
+        <w:rPr>
+          <w:lang w:val="zh_CN" w:bidi="zh_CN"/>
+        </w:rPr>
+        <w:t>之前，耶稣向神</w:t>
+      </w:r>
+      <w:hyperlink r:id="rId17">
+        <w:r>
+          <w:rPr>
+            <w:lang w:val="zh_CN" w:bidi="zh_CN"/>
+          </w:rPr>
+          <w:rPr>
+            <w:color w:val="0000EE"/>
+            <w:u w:val="single"/>
+          </w:rPr>
+          <w:t>祷告</w:t>
+        </w:r>
+      </w:hyperlink>
+      <w:r>
+        <w:rPr>
+          <w:lang w:val="zh_CN" w:bidi="zh_CN"/>
+        </w:rPr>
+        <w:t>时称神为"阿爸"。 保罗后来在他的信中写道，</w:t>
+      </w:r>
+      <w:hyperlink r:id="rId18">
+        <w:r>
+          <w:rPr>
+            <w:lang w:val="zh_CN" w:bidi="zh_CN"/>
+          </w:rPr>
+          <w:rPr>
+            <w:color w:val="0000EE"/>
+            <w:u w:val="single"/>
+          </w:rPr>
+          <w:t>圣灵</w:t>
+        </w:r>
+      </w:hyperlink>
+      <w:r>
+        <w:rPr>
+          <w:lang w:val="zh_CN" w:bidi="zh_CN"/>
+        </w:rPr>
+        <w:t>使我们向神呼求："阿爸，父啊！"这意味著借由圣灵，我们可以与神建立亲密的关系，就像孩子与父亲一样——正如同耶稣与神的关系一般。</w:t>
+      </w:r>
+      <w:r>
+        <w:rPr>
+          <w:lang w:val="zh_CN" w:bidi="zh_CN"/>
+        </w:rPr>
+      </w:r>
+      <w:r>
+        <w:rPr>
+          <w:lang w:val="zh_CN" w:bidi="zh_CN"/>
+        </w:rPr>
       </w:r>
     </w:p>
     <w:p>
@@ -256,35 +351,280 @@
           <w:lang w:val="zh_CN" w:bidi="zh_CN"/>
         </w:rPr>
       </w:r>
-      <w:r>
-        <w:rPr>
-          <w:lang w:val="zh_CN" w:bidi="zh_CN"/>
-        </w:rPr>
-        <w:t>鬼也可以给一个人特殊的能力，让这个人知道一些对其他人来说是隐藏的事情。 在</w:t>
-      </w:r>
-      <w:r>
-        <w:rPr>
-          <w:lang w:val="zh_CN" w:bidi="zh_CN"/>
-        </w:rPr>
-        <w:t>以色列</w:t>
-      </w:r>
-      <w:r>
-        <w:rPr>
-          <w:lang w:val="zh_CN" w:bidi="zh_CN"/>
-        </w:rPr>
-        <w:t>周边的文化中，人们有时会试图（被鬼）附，以便知道未来会发生什么，或者获得一些秘密的知识。 神禁止</w:t>
-      </w:r>
-      <w:r>
-        <w:rPr>
-          <w:lang w:val="zh_CN" w:bidi="zh_CN"/>
-        </w:rPr>
-        <w:t>以色列人</w:t>
-      </w:r>
-      <w:r>
-        <w:rPr>
-          <w:lang w:val="zh_CN" w:bidi="zh_CN"/>
-        </w:rPr>
-        <w:t>这样做。</w:t>
+    </w:p>
+    <w:p>
+      <w:pPr>
+        <w:pStyle w:val="Heading2"/>
+      </w:pPr>
+      <w:r>
+        <w:rPr>
+          <w:lang w:val="zh_CN" w:bidi="zh_CN"/>
+        </w:rPr>
+        <w:t>阿爸</w:t>
+      </w:r>
+      <w:r>
+        <w:rPr>
+          <w:lang w:val="zh_CN" w:bidi="zh_CN"/>
+        </w:rPr>
+      </w:r>
+    </w:p>
+    <w:p>
+      <w:pPr>
+        <w:pStyle w:val="Heading4"/>
+      </w:pPr>
+      <w:r>
+        <w:rPr>
+          <w:lang w:val="zh_CN" w:bidi="zh_CN"/>
+        </w:rPr>
+        <w:t>Audio Content</w:t>
+      </w:r>
+    </w:p>
+    <w:p>
+      <w:pPr/>
+      <w:r>
+        <w:rPr>
+          <w:lang w:val="zh_CN" w:bidi="zh_CN"/>
+        </w:rPr>
+      </w:r>
+      <w:hyperlink r:id="rId19">
+        <w:r>
+          <w:rPr>
+            <w:lang w:val="zh_CN" w:bidi="zh_CN"/>
+          </w:rPr>
+          <w:rPr>
+            <w:color w:val="0000EE"/>
+            <w:u w:val="single"/>
+          </w:rPr>
+          <w:t>mp3 file</w:t>
+        </w:r>
+      </w:hyperlink>
+      <w:r>
+        <w:rPr>
+          <w:lang w:val="zh_CN" w:bidi="zh_CN"/>
+        </w:rPr>
+        <w:t xml:space="preserve"> (None KB)</w:t>
+      </w:r>
+      <w:r>
+        <w:rPr>
+          <w:lang w:val="zh_CN" w:bidi="zh_CN"/>
+        </w:rPr>
+      </w:r>
+      <w:r>
+        <w:rPr>
+          <w:lang w:val="zh_CN" w:bidi="zh_CN"/>
+        </w:rPr>
+      </w:r>
+    </w:p>
+    <w:p>
+      <w:pPr/>
+      <w:r>
+        <w:rPr>
+          <w:lang w:val="zh_CN" w:bidi="zh_CN"/>
+        </w:rPr>
+      </w:r>
+    </w:p>
+    <w:p>
+      <w:pPr>
+        <w:pStyle w:val="Heading2"/>
+      </w:pPr>
+      <w:r>
+        <w:rPr>
+          <w:lang w:val="zh_CN" w:bidi="zh_CN"/>
+        </w:rPr>
+        <w:t>阿们</w:t>
+      </w:r>
+      <w:r>
+        <w:rPr>
+          <w:lang w:val="zh_CN" w:bidi="zh_CN"/>
+        </w:rPr>
+      </w:r>
+    </w:p>
+    <w:p>
+      <w:pPr/>
+      <w:r>
+        <w:rPr>
+          <w:lang w:val="zh_CN" w:bidi="zh_CN"/>
+        </w:rPr>
+      </w:r>
+      <w:r>
+        <w:rPr>
+          <w:b/>
+          <w:lang w:val="zh_CN" w:bidi="zh_CN"/>
+        </w:rPr>
+        <w:t>阿们</w:t>
+      </w:r>
+      <w:r>
+        <w:rPr>
+          <w:lang w:val="zh_CN" w:bidi="zh_CN"/>
+        </w:rPr>
+        <w:t>是</w:t>
+      </w:r>
+      <w:hyperlink r:id="rId20">
+        <w:r>
+          <w:rPr>
+            <w:lang w:val="zh_CN" w:bidi="zh_CN"/>
+          </w:rPr>
+          <w:rPr>
+            <w:color w:val="0000EE"/>
+            <w:u w:val="single"/>
+          </w:rPr>
+          <w:t>希伯来</w:t>
+        </w:r>
+      </w:hyperlink>
+      <w:r>
+        <w:rPr>
+          <w:lang w:val="zh_CN" w:bidi="zh_CN"/>
+        </w:rPr>
+        <w:t>文。 根据这个字何时被使用，它可以指类似于"我接受这一点"、"但愿这是真的"、"的确"或"真的"之类的意思。</w:t>
+      </w:r>
+    </w:p>
+    <w:p>
+      <w:pPr/>
+      <w:r>
+        <w:rPr>
+          <w:lang w:val="zh_CN" w:bidi="zh_CN"/>
+        </w:rPr>
+      </w:r>
+      <w:r>
+        <w:rPr>
+          <w:lang w:val="zh_CN" w:bidi="zh_CN"/>
+        </w:rPr>
+        <w:t>当有人告诉你将会有好事发生时，你可以回应说："阿们！" 这表示你希望并</w:t>
+      </w:r>
+      <w:hyperlink r:id="rId21">
+        <w:r>
+          <w:rPr>
+            <w:lang w:val="zh_CN" w:bidi="zh_CN"/>
+          </w:rPr>
+          <w:rPr>
+            <w:color w:val="0000EE"/>
+            <w:u w:val="single"/>
+          </w:rPr>
+          <w:t>相信</w:t>
+        </w:r>
+      </w:hyperlink>
+      <w:r>
+        <w:rPr>
+          <w:lang w:val="zh_CN" w:bidi="zh_CN"/>
+        </w:rPr>
+        <w:t>这将会成真。</w:t>
+      </w:r>
+    </w:p>
+    <w:p>
+      <w:pPr/>
+      <w:r>
+        <w:rPr>
+          <w:lang w:val="zh_CN" w:bidi="zh_CN"/>
+        </w:rPr>
+      </w:r>
+      <w:r>
+        <w:rPr>
+          <w:lang w:val="zh_CN" w:bidi="zh_CN"/>
+        </w:rPr>
+        <w:t>当有人向神</w:t>
+      </w:r>
+      <w:hyperlink r:id="rId17">
+        <w:r>
+          <w:rPr>
+            <w:lang w:val="zh_CN" w:bidi="zh_CN"/>
+          </w:rPr>
+          <w:rPr>
+            <w:color w:val="0000EE"/>
+            <w:u w:val="single"/>
+          </w:rPr>
+          <w:t>祷告</w:t>
+        </w:r>
+      </w:hyperlink>
+      <w:r>
+        <w:rPr>
+          <w:lang w:val="zh_CN" w:bidi="zh_CN"/>
+        </w:rPr>
+        <w:t>时，你可以说"阿们"。 这表示你希望并相信那个祷告会得到神的回应。</w:t>
+      </w:r>
+    </w:p>
+    <w:p>
+      <w:pPr/>
+      <w:r>
+        <w:rPr>
+          <w:lang w:val="zh_CN" w:bidi="zh_CN"/>
+        </w:rPr>
+      </w:r>
+      <w:r>
+        <w:rPr>
+          <w:lang w:val="zh_CN" w:bidi="zh_CN"/>
+        </w:rPr>
+        <w:t>耶稣用不同的方式使用阿们这个词。 耶稣经常在教导的开始说"阿们"，甚至"阿们，阿们"。 当耶稣说"阿们"时，祂的意思是："仔细聆听我接下来要说的话，因为这是真实且非常重要的事。"</w:t>
+      </w:r>
+      <w:r>
+        <w:rPr>
+          <w:lang w:val="zh_CN" w:bidi="zh_CN"/>
+        </w:rPr>
+      </w:r>
+      <w:r>
+        <w:rPr>
+          <w:lang w:val="zh_CN" w:bidi="zh_CN"/>
+        </w:rPr>
+      </w:r>
+    </w:p>
+    <w:p>
+      <w:pPr/>
+      <w:r>
+        <w:rPr>
+          <w:lang w:val="zh_CN" w:bidi="zh_CN"/>
+        </w:rPr>
+      </w:r>
+    </w:p>
+    <w:p>
+      <w:pPr>
+        <w:pStyle w:val="Heading2"/>
+      </w:pPr>
+      <w:r>
+        <w:rPr>
+          <w:lang w:val="zh_CN" w:bidi="zh_CN"/>
+        </w:rPr>
+        <w:t>阿们</w:t>
+      </w:r>
+      <w:r>
+        <w:rPr>
+          <w:lang w:val="zh_CN" w:bidi="zh_CN"/>
+        </w:rPr>
+      </w:r>
+    </w:p>
+    <w:p>
+      <w:pPr>
+        <w:pStyle w:val="Heading4"/>
+      </w:pPr>
+      <w:r>
+        <w:rPr>
+          <w:lang w:val="zh_CN" w:bidi="zh_CN"/>
+        </w:rPr>
+        <w:t>Audio Content</w:t>
+      </w:r>
+    </w:p>
+    <w:p>
+      <w:pPr/>
+      <w:r>
+        <w:rPr>
+          <w:lang w:val="zh_CN" w:bidi="zh_CN"/>
+        </w:rPr>
+      </w:r>
+      <w:hyperlink r:id="rId19">
+        <w:r>
+          <w:rPr>
+            <w:lang w:val="zh_CN" w:bidi="zh_CN"/>
+          </w:rPr>
+          <w:rPr>
+            <w:color w:val="0000EE"/>
+            <w:u w:val="single"/>
+          </w:rPr>
+          <w:t>mp3 file</w:t>
+        </w:r>
+      </w:hyperlink>
+      <w:r>
+        <w:rPr>
+          <w:lang w:val="zh_CN" w:bidi="zh_CN"/>
+        </w:rPr>
+        <w:t xml:space="preserve"> (None KB)</w:t>
       </w:r>
       <w:r>
         <w:rPr>

--- a/zhs/docx/001.content.docx
+++ b/zhs/docx/001.content.docx
@@ -39,80 +39,37 @@
           <w:b/>
           <w:lang w:val="zh_CN" w:bidi="zh_CN"/>
         </w:rPr>
-        <w:t>Familiarization, Internalization, Articulation (Fia) Terms</w:t>
-      </w:r>
-      <w:r>
-        <w:rPr>
-          <w:lang w:val="zh_CN" w:bidi="zh_CN"/>
-        </w:rPr>
-        <w:t xml:space="preserve"> (Chinese (Simplified)) is based on: </w:t>
-      </w:r>
-      <w:r>
-        <w:rPr>
-          <w:lang w:val="zh_CN" w:bidi="zh_CN"/>
-        </w:rPr>
-        <w:t>Familiarization, Internalization, Articulation (Fia) Terms</w:t>
-      </w:r>
-      <w:r>
-        <w:rPr>
-          <w:lang w:val="zh_CN" w:bidi="zh_CN"/>
-        </w:rPr>
-        <w:t xml:space="preserve">, </w:t>
-      </w:r>
-      <w:hyperlink r:id="rId13">
-        <w:r>
-          <w:rPr>
-            <w:lang w:val="zh_CN" w:bidi="zh_CN"/>
-          </w:rPr>
-          <w:rPr>
-            <w:color w:val="0000EE"/>
-            <w:u w:val="single"/>
-          </w:rPr>
-          <w:t>SRV Partners</w:t>
-        </w:r>
-      </w:hyperlink>
-      <w:r>
-        <w:rPr>
-          <w:lang w:val="zh_CN" w:bidi="zh_CN"/>
-        </w:rPr>
-        <w:t xml:space="preserve">, 2023, which is licensed under a </w:t>
-      </w:r>
-      <w:hyperlink r:id="rId14">
-        <w:r>
-          <w:rPr>
-            <w:lang w:val="zh_CN" w:bidi="zh_CN"/>
-          </w:rPr>
-          <w:rPr>
-            <w:color w:val="0000EE"/>
-            <w:u w:val="single"/>
-          </w:rPr>
-          <w:t>CC BY-SA 4.0 license</w:t>
-        </w:r>
-      </w:hyperlink>
-      <w:r>
-        <w:rPr>
-          <w:lang w:val="zh_CN" w:bidi="zh_CN"/>
-        </w:rPr>
-        <w:t>.</w:t>
-      </w:r>
-      <w:r>
-        <w:rPr>
-          <w:lang w:val="zh_CN" w:bidi="zh_CN"/>
-        </w:rPr>
-      </w:r>
-    </w:p>
-    <w:p>
-      <w:pPr/>
-      <w:r>
-        <w:rPr>
-          <w:lang w:val="zh_CN" w:bidi="zh_CN"/>
-        </w:rPr>
-      </w:r>
-      <w:r>
-        <w:rPr>
-          <w:lang w:val="zh_CN" w:bidi="zh_CN"/>
-        </w:rPr>
-        <w:t>This PDF version is provided under the same license.</w:t>
+        <w:t>Familiarization, Internalization, Articulation (FIA) Key Terms</w:t>
+      </w:r>
+      <w:r>
+        <w:rPr>
+          <w:lang w:val="zh_CN" w:bidi="zh_CN"/>
+        </w:rPr>
+        <w:t xml:space="preserve"> © 2023 SRV Partners Released under CC BY-SA 4.0 license. </w:t>
+      </w:r>
+      <w:r>
+        <w:rPr>
+          <w:lang w:val="zh_CN" w:bidi="zh_CN"/>
+        </w:rPr>
+        <w:t>Familiarization, Internalization, Articulation (FIA) Key Terms</w:t>
+      </w:r>
+      <w:r>
+        <w:rPr>
+          <w:lang w:val="zh_CN" w:bidi="zh_CN"/>
+        </w:rPr>
+        <w:t xml:space="preserve"> has been adapted in the following languages Tok Pisin, عربي, Français, हिंदी, Bahasa Indonesia, Português, Русский, Español, Kiswahili, 简体中文 from </w:t>
+      </w:r>
+      <w:r>
+        <w:rPr>
+          <w:lang w:val="zh_CN" w:bidi="zh_CN"/>
+        </w:rPr>
+        <w:t>Familiarization, Internalization, Articulation (FIA)</w:t>
+      </w:r>
+      <w:r>
+        <w:rPr>
+          <w:lang w:val="zh_CN" w:bidi="zh_CN"/>
+        </w:rPr>
+        <w:t xml:space="preserve"> © 2023 SRV Partners. Released under CC BY-SA 4.0 license by Mission Mutual</w:t>
       </w:r>
       <w:r>
         <w:rPr>
@@ -261,7 +218,7 @@
         </w:rPr>
         <w:t xml:space="preserve">是亚兰文"父亲"的意思。 </w:t>
       </w:r>
-      <w:hyperlink r:id="rId15">
+      <w:hyperlink r:id="rId13">
         <w:r>
           <w:rPr>
             <w:lang w:val="zh_CN" w:bidi="zh_CN"/>
@@ -279,7 +236,7 @@
         </w:rPr>
         <w:t>是耶稣时代以色列人所使用的语言。 在被捕并被</w:t>
       </w:r>
-      <w:hyperlink r:id="rId16">
+      <w:hyperlink r:id="rId14">
         <w:r>
           <w:rPr>
             <w:lang w:val="zh_CN" w:bidi="zh_CN"/>
@@ -297,7 +254,7 @@
         </w:rPr>
         <w:t>之前，耶稣向神</w:t>
       </w:r>
-      <w:hyperlink r:id="rId17">
+      <w:hyperlink r:id="rId15">
         <w:r>
           <w:rPr>
             <w:lang w:val="zh_CN" w:bidi="zh_CN"/>
@@ -315,7 +272,7 @@
         </w:rPr>
         <w:t>时称神为"阿爸"。 保罗后来在他的信中写道，</w:t>
       </w:r>
-      <w:hyperlink r:id="rId18">
+      <w:hyperlink r:id="rId16">
         <w:r>
           <w:rPr>
             <w:lang w:val="zh_CN" w:bidi="zh_CN"/>
@@ -386,7 +343,7 @@
           <w:lang w:val="zh_CN" w:bidi="zh_CN"/>
         </w:rPr>
       </w:r>
-      <w:hyperlink r:id="rId19">
+      <w:hyperlink r:id="rId17">
         <w:r>
           <w:rPr>
             <w:lang w:val="zh_CN" w:bidi="zh_CN"/>
@@ -459,7 +416,7 @@
         </w:rPr>
         <w:t>是</w:t>
       </w:r>
-      <w:hyperlink r:id="rId20">
+      <w:hyperlink r:id="rId18">
         <w:r>
           <w:rPr>
             <w:lang w:val="zh_CN" w:bidi="zh_CN"/>
@@ -491,7 +448,7 @@
         </w:rPr>
         <w:t>当有人告诉你将会有好事发生时，你可以回应说："阿们！" 这表示你希望并</w:t>
       </w:r>
-      <w:hyperlink r:id="rId21">
+      <w:hyperlink r:id="rId19">
         <w:r>
           <w:rPr>
             <w:lang w:val="zh_CN" w:bidi="zh_CN"/>
@@ -523,7 +480,7 @@
         </w:rPr>
         <w:t>当有人向神</w:t>
       </w:r>
-      <w:hyperlink r:id="rId17">
+      <w:hyperlink r:id="rId15">
         <w:r>
           <w:rPr>
             <w:lang w:val="zh_CN" w:bidi="zh_CN"/>
@@ -608,7 +565,7 @@
           <w:lang w:val="zh_CN" w:bidi="zh_CN"/>
         </w:rPr>
       </w:r>
-      <w:hyperlink r:id="rId19">
+      <w:hyperlink r:id="rId17">
         <w:r>
           <w:rPr>
             <w:lang w:val="zh_CN" w:bidi="zh_CN"/>

--- a/zhs/docx/001.content.docx
+++ b/zhs/docx/001.content.docx
@@ -45,7 +45,7 @@
         <w:rPr>
           <w:lang w:val="zh_CN" w:bidi="zh_CN"/>
         </w:rPr>
-        <w:t xml:space="preserve"> © 2023 SRV Partners Released under CC BY-SA 4.0 license. </w:t>
+        <w:t xml:space="preserve"> © 2025 Word Collective Released under CC BY-SA 4.0 license. </w:t>
       </w:r>
       <w:r>
         <w:rPr>
@@ -69,7 +69,7 @@
         <w:rPr>
           <w:lang w:val="zh_CN" w:bidi="zh_CN"/>
         </w:rPr>
-        <w:t xml:space="preserve"> © 2023 SRV Partners. Released under CC BY-SA 4.0 license by Mission Mutual</w:t>
+        <w:t xml:space="preserve"> © 2025 Word Collective. Released under CC BY-SA 4.0 license by Mission Mutual</w:t>
       </w:r>
       <w:r>
         <w:rPr>
